--- a/docs/Project_Description.docx
+++ b/docs/Project_Description.docx
@@ -27,12 +27,12 @@
     </w:p>
     <w:p>
       <w:r>
-        <w:t>This project is a Java console application designed to calculate loan payments and demonstrate the impact of extra payments on interest savings and loan payoff time. The program uses standard loan amortization formulas to calculate monthly payments, total payments, and total interest over the life of a loan. It then simulates and compares three repayment scenarios: a standard loan with no extra payments, a loan with a one-time extra payment made in the first month, and a loan with recurring extra payments made every month.</w:t>
+        <w:t>This group project is a Java console application that calculates loan payments and analyzes how extra payments affect total interest paid and loan payoff time. The program uses loan amortization formulas and loop-based calculations to compare three repayment scenarios: no extra payments, a one-time extra payment in the first month, and recurring extra payments every month. For each scenario, the program calculates interest paid, interest saved, and the total months needed to pay off the loan.</w:t>
       </w:r>
     </w:p>
     <w:p>
       <w:r>
-        <w:t>Using iterative calculations and loop-based logic, the application tracks how the loan balance decreases over time, calculates the interest paid in each scenario, and determines how much interest can be saved and how many months can be reduced through additional payments. The project applies core Java programming concepts including object-oriented design, methods, conditionals, loops, and financial computation, while also demonstrating practical real-world applications of programming in personal finance.</w:t>
+        <w:t>The project applies core Java concepts such as classes, methods, loops, conditionals, and financial calculations while demonstrating a practical real-world application in personal finance.</w:t>
       </w:r>
       <w:r>
         <w:br/>
@@ -61,10 +61,9 @@
         <w:t xml:space="preserve"> </w:t>
       </w:r>
       <w:r>
-        <w:t>with responsibilities divided across payment calculations, loan simulation logic, extra payment scenarios, testing, and integration. Working as a team provided experience with collaboration, problem solving, and version control using GitHub.</w:t>
+        <w:t>with responsibilities shared across loan calculations, extra payment logic, testing, and integration using GitHub for collaboration.</w:t>
       </w:r>
     </w:p>
-    <w:p/>
     <w:sectPr>
       <w:pgSz w:w="12240" w:h="15840"/>
       <w:pgMar w:top="1440" w:right="1440" w:bottom="1440" w:left="1440" w:header="720" w:footer="720" w:gutter="0"/>

--- a/docs/Project_Description.docx
+++ b/docs/Project_Description.docx
@@ -47,21 +47,181 @@
         <w:t>Adil Akakov</w:t>
       </w:r>
       <w:r>
-        <w:t xml:space="preserve">, </w:t>
-      </w:r>
-      <w:proofErr w:type="spellStart"/>
-      <w:r>
-        <w:t>Aladel</w:t>
-      </w:r>
-      <w:proofErr w:type="spellEnd"/>
-      <w:r>
-        <w:t xml:space="preserve"> Omar Adel Alani, Dakota Atkinson, Kenny Bacdayan,</w:t>
+        <w:t>, Aladel Omar Adel Alani, Dakota Atkinson, Kenny Bacdayan,</w:t>
       </w:r>
       <w:r>
         <w:t xml:space="preserve"> </w:t>
       </w:r>
       <w:r>
         <w:t>with responsibilities shared across loan calculations, extra payment logic, testing, and integration using GitHub for collaboration.</w:t>
+      </w:r>
+    </w:p>
+    <w:p/>
+    <w:p>
+      <w:r>
+        <w:rPr>
+          <w:noProof/>
+        </w:rPr>
+        <w:drawing>
+          <wp:inline distT="0" distB="0" distL="0" distR="0" wp14:anchorId="0CEAFBAD" wp14:editId="636A0606">
+            <wp:extent cx="4391025" cy="3352800"/>
+            <wp:effectExtent l="0" t="0" r="9525" b="0"/>
+            <wp:docPr id="1121678699" name="Picture 1"/>
+            <wp:cNvGraphicFramePr>
+              <a:graphicFrameLocks xmlns:a="http://schemas.openxmlformats.org/drawingml/2006/main" noChangeAspect="1"/>
+            </wp:cNvGraphicFramePr>
+            <a:graphic xmlns:a="http://schemas.openxmlformats.org/drawingml/2006/main">
+              <a:graphicData uri="http://schemas.openxmlformats.org/drawingml/2006/picture">
+                <pic:pic xmlns:pic="http://schemas.openxmlformats.org/drawingml/2006/picture">
+                  <pic:nvPicPr>
+                    <pic:cNvPr id="0" name="Picture 1"/>
+                    <pic:cNvPicPr>
+                      <a:picLocks noChangeAspect="1" noChangeArrowheads="1"/>
+                    </pic:cNvPicPr>
+                  </pic:nvPicPr>
+                  <pic:blipFill>
+                    <a:blip r:embed="rId4">
+                      <a:extLst>
+                        <a:ext uri="{28A0092B-C50C-407E-A947-70E740481C1C}">
+                          <a14:useLocalDpi xmlns:a14="http://schemas.microsoft.com/office/drawing/2010/main" val="0"/>
+                        </a:ext>
+                      </a:extLst>
+                    </a:blip>
+                    <a:srcRect/>
+                    <a:stretch>
+                      <a:fillRect/>
+                    </a:stretch>
+                  </pic:blipFill>
+                  <pic:spPr bwMode="auto">
+                    <a:xfrm>
+                      <a:off x="0" y="0"/>
+                      <a:ext cx="4391025" cy="3352800"/>
+                    </a:xfrm>
+                    <a:prstGeom prst="rect">
+                      <a:avLst/>
+                    </a:prstGeom>
+                    <a:noFill/>
+                    <a:ln>
+                      <a:noFill/>
+                    </a:ln>
+                  </pic:spPr>
+                </pic:pic>
+              </a:graphicData>
+            </a:graphic>
+          </wp:inline>
+        </w:drawing>
+      </w:r>
+    </w:p>
+    <w:p/>
+    <w:p>
+      <w:r>
+        <w:rPr>
+          <w:noProof/>
+        </w:rPr>
+        <w:lastRenderedPageBreak/>
+        <w:drawing>
+          <wp:inline distT="0" distB="0" distL="0" distR="0" wp14:anchorId="3D410719" wp14:editId="20808281">
+            <wp:extent cx="5848350" cy="3333750"/>
+            <wp:effectExtent l="0" t="0" r="0" b="0"/>
+            <wp:docPr id="1854460974" name="Picture 2"/>
+            <wp:cNvGraphicFramePr>
+              <a:graphicFrameLocks xmlns:a="http://schemas.openxmlformats.org/drawingml/2006/main" noChangeAspect="1"/>
+            </wp:cNvGraphicFramePr>
+            <a:graphic xmlns:a="http://schemas.openxmlformats.org/drawingml/2006/main">
+              <a:graphicData uri="http://schemas.openxmlformats.org/drawingml/2006/picture">
+                <pic:pic xmlns:pic="http://schemas.openxmlformats.org/drawingml/2006/picture">
+                  <pic:nvPicPr>
+                    <pic:cNvPr id="0" name="Picture 3"/>
+                    <pic:cNvPicPr>
+                      <a:picLocks noChangeAspect="1" noChangeArrowheads="1"/>
+                    </pic:cNvPicPr>
+                  </pic:nvPicPr>
+                  <pic:blipFill>
+                    <a:blip r:embed="rId5">
+                      <a:extLst>
+                        <a:ext uri="{28A0092B-C50C-407E-A947-70E740481C1C}">
+                          <a14:useLocalDpi xmlns:a14="http://schemas.microsoft.com/office/drawing/2010/main" val="0"/>
+                        </a:ext>
+                      </a:extLst>
+                    </a:blip>
+                    <a:srcRect/>
+                    <a:stretch>
+                      <a:fillRect/>
+                    </a:stretch>
+                  </pic:blipFill>
+                  <pic:spPr bwMode="auto">
+                    <a:xfrm>
+                      <a:off x="0" y="0"/>
+                      <a:ext cx="5848350" cy="3333750"/>
+                    </a:xfrm>
+                    <a:prstGeom prst="rect">
+                      <a:avLst/>
+                    </a:prstGeom>
+                    <a:noFill/>
+                    <a:ln>
+                      <a:noFill/>
+                    </a:ln>
+                  </pic:spPr>
+                </pic:pic>
+              </a:graphicData>
+            </a:graphic>
+          </wp:inline>
+        </w:drawing>
+      </w:r>
+    </w:p>
+    <w:p>
+      <w:r>
+        <w:rPr>
+          <w:noProof/>
+        </w:rPr>
+        <w:drawing>
+          <wp:inline distT="0" distB="0" distL="0" distR="0" wp14:anchorId="5AC36DB7" wp14:editId="7D95B508">
+            <wp:extent cx="5838825" cy="3238500"/>
+            <wp:effectExtent l="0" t="0" r="9525" b="0"/>
+            <wp:docPr id="1183221168" name="Picture 3"/>
+            <wp:cNvGraphicFramePr>
+              <a:graphicFrameLocks xmlns:a="http://schemas.openxmlformats.org/drawingml/2006/main" noChangeAspect="1"/>
+            </wp:cNvGraphicFramePr>
+            <a:graphic xmlns:a="http://schemas.openxmlformats.org/drawingml/2006/main">
+              <a:graphicData uri="http://schemas.openxmlformats.org/drawingml/2006/picture">
+                <pic:pic xmlns:pic="http://schemas.openxmlformats.org/drawingml/2006/picture">
+                  <pic:nvPicPr>
+                    <pic:cNvPr id="0" name="Picture 5"/>
+                    <pic:cNvPicPr>
+                      <a:picLocks noChangeAspect="1" noChangeArrowheads="1"/>
+                    </pic:cNvPicPr>
+                  </pic:nvPicPr>
+                  <pic:blipFill>
+                    <a:blip r:embed="rId6">
+                      <a:extLst>
+                        <a:ext uri="{28A0092B-C50C-407E-A947-70E740481C1C}">
+                          <a14:useLocalDpi xmlns:a14="http://schemas.microsoft.com/office/drawing/2010/main" val="0"/>
+                        </a:ext>
+                      </a:extLst>
+                    </a:blip>
+                    <a:srcRect/>
+                    <a:stretch>
+                      <a:fillRect/>
+                    </a:stretch>
+                  </pic:blipFill>
+                  <pic:spPr bwMode="auto">
+                    <a:xfrm>
+                      <a:off x="0" y="0"/>
+                      <a:ext cx="5838825" cy="3238500"/>
+                    </a:xfrm>
+                    <a:prstGeom prst="rect">
+                      <a:avLst/>
+                    </a:prstGeom>
+                    <a:noFill/>
+                    <a:ln>
+                      <a:noFill/>
+                    </a:ln>
+                  </pic:spPr>
+                </pic:pic>
+              </a:graphicData>
+            </a:graphic>
+          </wp:inline>
+        </w:drawing>
       </w:r>
     </w:p>
     <w:sectPr>
